--- a/tests/pipeline/fixtures/TestRenewalNotice(segment).docx
+++ b/tests/pipeline/fixtures/TestRenewalNotice(segment).docx
@@ -78,7 +78,7 @@
           </w:tcPr>
           <w:p>
             <w:r>
-              <w:t>{policyNumber}</w:t>
+              <w:t>{policy.policyNumber}</w:t>
             </w:r>
           </w:p>
         </w:tc>
@@ -185,7 +185,7 @@
           </w:tcPr>
           <w:p>
             <w:r>
-              <w:t>{termChargesTotal}</w:t>
+              <w:t>{data.termCharges}</w:t>
             </w:r>
           </w:p>
         </w:tc>

--- a/tests/pipeline/fixtures/TestRenewalNotice(segment).docx
+++ b/tests/pipeline/fixtures/TestRenewalNotice(segment).docx
@@ -224,7 +224,7 @@
     </w:p>
     <w:p>
       <w:r>
-        <w:t>[[A loyalty discount of {policy.data.discountAmount} has been applied to your renewal premium (discount type: {policy.data.discountType}).]]</w:t>
+        <w:t>[[$loyaltyDiscountNote]]</w:t>
       </w:r>
     </w:p>
     <w:p/>
@@ -238,13 +238,13 @@
     </w:p>
     <w:p>
       <w:r>
-        <w:t>[[A cooling-off period applies to this renewal. You have the right to cancel within the cooling-off window.]]</w:t>
+        <w:t>[[$coolingOffNote]]</w:t>
       </w:r>
     </w:p>
     <w:p/>
     <w:p>
       <w:r>
-        <w:t>[[A grace period may apply if your renewal payment is not received by the due date. Please contact us for details.]]</w:t>
+        <w:t>[[$gracePeriodNote]]</w:t>
       </w:r>
     </w:p>
     <w:p/>
